--- a/Notes/Resources/Reference Sheet (AIML).docx
+++ b/Notes/Resources/Reference Sheet (AIML).docx
@@ -12995,7 +12995,43 @@
                                         <w:rPr>
                                           <w:rFonts w:ascii="Cambria Math" w:hAnsi="Cambria Math"/>
                                         </w:rPr>
-                                        <m:t>77+72+60</m:t>
+                                        <m:t>77</m:t>
+                                      </m:r>
+                                      <m:r>
+                                        <m:rPr>
+                                          <m:sty m:val="bi"/>
+                                        </m:rPr>
+                                        <w:rPr>
+                                          <w:rFonts w:ascii="Cambria Math" w:hAnsi="Cambria Math"/>
+                                        </w:rPr>
+                                        <m:t>+</m:t>
+                                      </m:r>
+                                      <m:r>
+                                        <m:rPr>
+                                          <m:sty m:val="bi"/>
+                                        </m:rPr>
+                                        <w:rPr>
+                                          <w:rFonts w:ascii="Cambria Math" w:hAnsi="Cambria Math"/>
+                                        </w:rPr>
+                                        <m:t>72</m:t>
+                                      </m:r>
+                                      <m:r>
+                                        <m:rPr>
+                                          <m:sty m:val="bi"/>
+                                        </m:rPr>
+                                        <w:rPr>
+                                          <w:rFonts w:ascii="Cambria Math" w:hAnsi="Cambria Math"/>
+                                        </w:rPr>
+                                        <m:t>+</m:t>
+                                      </m:r>
+                                      <m:r>
+                                        <m:rPr>
+                                          <m:sty m:val="bi"/>
+                                        </m:rPr>
+                                        <w:rPr>
+                                          <w:rFonts w:ascii="Cambria Math" w:hAnsi="Cambria Math"/>
+                                        </w:rPr>
+                                        <m:t>60</m:t>
                                       </m:r>
                                     </m:num>
                                     <m:den>
@@ -13017,7 +13053,52 @@
                                     <w:rPr>
                                       <w:rFonts w:ascii="Cambria Math" w:hAnsi="Cambria Math"/>
                                     </w:rPr>
-                                    <m:t xml:space="preserve"> = 69.66 kg</m:t>
+                                    <m:t xml:space="preserve"> = </m:t>
+                                  </m:r>
+                                  <m:r>
+                                    <m:rPr>
+                                      <m:sty m:val="bi"/>
+                                    </m:rPr>
+                                    <w:rPr>
+                                      <w:rFonts w:ascii="Cambria Math" w:hAnsi="Cambria Math"/>
+                                    </w:rPr>
+                                    <m:t>69</m:t>
+                                  </m:r>
+                                  <m:r>
+                                    <m:rPr>
+                                      <m:sty m:val="bi"/>
+                                    </m:rPr>
+                                    <w:rPr>
+                                      <w:rFonts w:ascii="Cambria Math" w:hAnsi="Cambria Math"/>
+                                    </w:rPr>
+                                    <m:t>.</m:t>
+                                  </m:r>
+                                  <m:r>
+                                    <m:rPr>
+                                      <m:sty m:val="bi"/>
+                                    </m:rPr>
+                                    <w:rPr>
+                                      <w:rFonts w:ascii="Cambria Math" w:hAnsi="Cambria Math"/>
+                                    </w:rPr>
+                                    <m:t>66</m:t>
+                                  </m:r>
+                                  <m:r>
+                                    <m:rPr>
+                                      <m:sty m:val="bi"/>
+                                    </m:rPr>
+                                    <w:rPr>
+                                      <w:rFonts w:ascii="Cambria Math" w:hAnsi="Cambria Math"/>
+                                    </w:rPr>
+                                    <m:t xml:space="preserve"> </m:t>
+                                  </m:r>
+                                  <m:r>
+                                    <m:rPr>
+                                      <m:sty m:val="bi"/>
+                                    </m:rPr>
+                                    <w:rPr>
+                                      <w:rFonts w:ascii="Cambria Math" w:hAnsi="Cambria Math"/>
+                                    </w:rPr>
+                                    <m:t>kg</m:t>
                                   </m:r>
                                 </m:oMath>
                               </m:oMathPara>
@@ -13144,7 +13225,43 @@
                                   <w:rPr>
                                     <w:rFonts w:ascii="Cambria Math" w:hAnsi="Cambria Math"/>
                                   </w:rPr>
-                                  <m:t>77+72+60</m:t>
+                                  <m:t>77</m:t>
+                                </m:r>
+                                <m:r>
+                                  <m:rPr>
+                                    <m:sty m:val="bi"/>
+                                  </m:rPr>
+                                  <w:rPr>
+                                    <w:rFonts w:ascii="Cambria Math" w:hAnsi="Cambria Math"/>
+                                  </w:rPr>
+                                  <m:t>+</m:t>
+                                </m:r>
+                                <m:r>
+                                  <m:rPr>
+                                    <m:sty m:val="bi"/>
+                                  </m:rPr>
+                                  <w:rPr>
+                                    <w:rFonts w:ascii="Cambria Math" w:hAnsi="Cambria Math"/>
+                                  </w:rPr>
+                                  <m:t>72</m:t>
+                                </m:r>
+                                <m:r>
+                                  <m:rPr>
+                                    <m:sty m:val="bi"/>
+                                  </m:rPr>
+                                  <w:rPr>
+                                    <w:rFonts w:ascii="Cambria Math" w:hAnsi="Cambria Math"/>
+                                  </w:rPr>
+                                  <m:t>+</m:t>
+                                </m:r>
+                                <m:r>
+                                  <m:rPr>
+                                    <m:sty m:val="bi"/>
+                                  </m:rPr>
+                                  <w:rPr>
+                                    <w:rFonts w:ascii="Cambria Math" w:hAnsi="Cambria Math"/>
+                                  </w:rPr>
+                                  <m:t>60</m:t>
                                 </m:r>
                               </m:num>
                               <m:den>
@@ -13166,7 +13283,52 @@
                               <w:rPr>
                                 <w:rFonts w:ascii="Cambria Math" w:hAnsi="Cambria Math"/>
                               </w:rPr>
-                              <m:t xml:space="preserve"> = 69.66 kg</m:t>
+                              <m:t xml:space="preserve"> = </m:t>
+                            </m:r>
+                            <m:r>
+                              <m:rPr>
+                                <m:sty m:val="bi"/>
+                              </m:rPr>
+                              <w:rPr>
+                                <w:rFonts w:ascii="Cambria Math" w:hAnsi="Cambria Math"/>
+                              </w:rPr>
+                              <m:t>69</m:t>
+                            </m:r>
+                            <m:r>
+                              <m:rPr>
+                                <m:sty m:val="bi"/>
+                              </m:rPr>
+                              <w:rPr>
+                                <w:rFonts w:ascii="Cambria Math" w:hAnsi="Cambria Math"/>
+                              </w:rPr>
+                              <m:t>.</m:t>
+                            </m:r>
+                            <m:r>
+                              <m:rPr>
+                                <m:sty m:val="bi"/>
+                              </m:rPr>
+                              <w:rPr>
+                                <w:rFonts w:ascii="Cambria Math" w:hAnsi="Cambria Math"/>
+                              </w:rPr>
+                              <m:t>66</m:t>
+                            </m:r>
+                            <m:r>
+                              <m:rPr>
+                                <m:sty m:val="bi"/>
+                              </m:rPr>
+                              <w:rPr>
+                                <w:rFonts w:ascii="Cambria Math" w:hAnsi="Cambria Math"/>
+                              </w:rPr>
+                              <m:t xml:space="preserve"> </m:t>
+                            </m:r>
+                            <m:r>
+                              <m:rPr>
+                                <m:sty m:val="bi"/>
+                              </m:rPr>
+                              <w:rPr>
+                                <w:rFonts w:ascii="Cambria Math" w:hAnsi="Cambria Math"/>
+                              </w:rPr>
+                              <m:t>kg</m:t>
                             </m:r>
                           </m:oMath>
                         </m:oMathPara>
@@ -18947,6 +19109,187 @@
           </w:rPr>
           <m:t>x(n)</m:t>
         </m:r>
+      </m:oMath>
+      <w:r>
+        <w:rPr>
+          <w:rFonts w:eastAsiaTheme="minorEastAsia"/>
+        </w:rPr>
+        <w:t>;</w:t>
+      </w:r>
+      <w:r>
+        <w:rPr>
+          <w:rFonts w:eastAsiaTheme="minorEastAsia"/>
+        </w:rPr>
+        <w:t xml:space="preserve"> </w:t>
+      </w:r>
+      <m:oMath>
+        <m:sSub>
+          <m:sSubPr>
+            <m:ctrlPr>
+              <w:rPr>
+                <w:rFonts w:ascii="Cambria Math" w:eastAsiaTheme="minorEastAsia" w:hAnsi="Cambria Math"/>
+                <w:i/>
+              </w:rPr>
+            </m:ctrlPr>
+          </m:sSubPr>
+          <m:e>
+            <m:r>
+              <w:rPr>
+                <w:rFonts w:ascii="Cambria Math" w:eastAsiaTheme="minorEastAsia" w:hAnsi="Cambria Math"/>
+              </w:rPr>
+              <m:t>w</m:t>
+            </m:r>
+          </m:e>
+          <m:sub>
+            <m:r>
+              <w:rPr>
+                <w:rFonts w:ascii="Cambria Math" w:eastAsiaTheme="minorEastAsia" w:hAnsi="Cambria Math"/>
+              </w:rPr>
+              <m:t>n+1</m:t>
+            </m:r>
+          </m:sub>
+        </m:sSub>
+        <m:r>
+          <w:rPr>
+            <w:rFonts w:ascii="Cambria Math" w:eastAsiaTheme="minorEastAsia" w:hAnsi="Cambria Math"/>
+          </w:rPr>
+          <m:t>=</m:t>
+        </m:r>
+        <m:sSub>
+          <m:sSubPr>
+            <m:ctrlPr>
+              <w:rPr>
+                <w:rFonts w:ascii="Cambria Math" w:eastAsiaTheme="minorEastAsia" w:hAnsi="Cambria Math"/>
+                <w:i/>
+              </w:rPr>
+            </m:ctrlPr>
+          </m:sSubPr>
+          <m:e>
+            <m:r>
+              <w:rPr>
+                <w:rFonts w:ascii="Cambria Math" w:eastAsiaTheme="minorEastAsia" w:hAnsi="Cambria Math"/>
+              </w:rPr>
+              <m:t>w</m:t>
+            </m:r>
+          </m:e>
+          <m:sub>
+            <m:r>
+              <w:rPr>
+                <w:rFonts w:ascii="Cambria Math" w:eastAsiaTheme="minorEastAsia" w:hAnsi="Cambria Math"/>
+              </w:rPr>
+              <m:t>n</m:t>
+            </m:r>
+          </m:sub>
+        </m:sSub>
+        <m:r>
+          <w:rPr>
+            <w:rFonts w:ascii="Cambria Math" w:eastAsiaTheme="minorEastAsia" w:hAnsi="Cambria Math"/>
+          </w:rPr>
+          <m:t>+η</m:t>
+        </m:r>
+        <m:nary>
+          <m:naryPr>
+            <m:chr m:val="∑"/>
+            <m:limLoc m:val="undOvr"/>
+            <m:supHide m:val="1"/>
+            <m:ctrlPr>
+              <w:rPr>
+                <w:rFonts w:ascii="Cambria Math" w:eastAsiaTheme="minorEastAsia" w:hAnsi="Cambria Math"/>
+                <w:sz w:val="12"/>
+                <w:szCs w:val="12"/>
+              </w:rPr>
+            </m:ctrlPr>
+          </m:naryPr>
+          <m:sub>
+            <m:r>
+              <w:rPr>
+                <w:rFonts w:ascii="Cambria Math" w:eastAsiaTheme="minorEastAsia" w:hAnsi="Cambria Math"/>
+                <w:sz w:val="12"/>
+                <w:szCs w:val="12"/>
+              </w:rPr>
+              <m:t>x∈</m:t>
+            </m:r>
+            <m:r>
+              <m:rPr>
+                <m:scr m:val="script"/>
+                <m:sty m:val="p"/>
+              </m:rPr>
+              <w:rPr>
+                <w:rFonts w:ascii="Cambria Math" w:eastAsiaTheme="minorEastAsia" w:hAnsi="Cambria Math"/>
+                <w:sz w:val="12"/>
+                <w:szCs w:val="12"/>
+              </w:rPr>
+              <m:t>X</m:t>
+            </m:r>
+          </m:sub>
+          <m:sup/>
+          <m:e>
+            <m:sSub>
+              <m:sSubPr>
+                <m:ctrlPr>
+                  <w:rPr>
+                    <w:rFonts w:ascii="Cambria Math" w:eastAsiaTheme="minorEastAsia" w:hAnsi="Cambria Math"/>
+                    <w:i/>
+                    <w:sz w:val="12"/>
+                    <w:szCs w:val="12"/>
+                  </w:rPr>
+                </m:ctrlPr>
+              </m:sSubPr>
+              <m:e>
+                <m:r>
+                  <w:rPr>
+                    <w:rFonts w:ascii="Cambria Math" w:eastAsiaTheme="minorEastAsia" w:hAnsi="Cambria Math"/>
+                    <w:sz w:val="12"/>
+                    <w:szCs w:val="12"/>
+                  </w:rPr>
+                  <m:t>x</m:t>
+                </m:r>
+              </m:e>
+              <m:sub>
+                <m:r>
+                  <w:rPr>
+                    <w:rFonts w:ascii="Cambria Math" w:eastAsiaTheme="minorEastAsia" w:hAnsi="Cambria Math"/>
+                    <w:sz w:val="12"/>
+                    <w:szCs w:val="12"/>
+                  </w:rPr>
+                  <m:t>n</m:t>
+                </m:r>
+              </m:sub>
+            </m:sSub>
+            <m:sSub>
+              <m:sSubPr>
+                <m:ctrlPr>
+                  <w:rPr>
+                    <w:rFonts w:ascii="Cambria Math" w:eastAsiaTheme="minorEastAsia" w:hAnsi="Cambria Math"/>
+                    <w:i/>
+                    <w:sz w:val="12"/>
+                    <w:szCs w:val="12"/>
+                  </w:rPr>
+                </m:ctrlPr>
+              </m:sSubPr>
+              <m:e>
+                <m:r>
+                  <w:rPr>
+                    <w:rFonts w:ascii="Cambria Math" w:eastAsiaTheme="minorEastAsia" w:hAnsi="Cambria Math"/>
+                    <w:sz w:val="12"/>
+                    <w:szCs w:val="12"/>
+                  </w:rPr>
+                  <m:t>d</m:t>
+                </m:r>
+              </m:e>
+              <m:sub>
+                <m:r>
+                  <w:rPr>
+                    <w:rFonts w:ascii="Cambria Math" w:eastAsiaTheme="minorEastAsia" w:hAnsi="Cambria Math"/>
+                    <w:sz w:val="12"/>
+                    <w:szCs w:val="12"/>
+                  </w:rPr>
+                  <m:t>n</m:t>
+                </m:r>
+              </m:sub>
+            </m:sSub>
+          </m:e>
+        </m:nary>
       </m:oMath>
       <w:r>
         <w:rPr>

--- a/Notes/Resources/Reference Sheet (AIML).docx
+++ b/Notes/Resources/Reference Sheet (AIML).docx
@@ -3,6 +3,9 @@
 <w:document xmlns:wpc="http://schemas.microsoft.com/office/word/2010/wordprocessingCanvas" xmlns:cx="http://schemas.microsoft.com/office/drawing/2014/chartex" xmlns:cx1="http://schemas.microsoft.com/office/drawing/2015/9/8/chartex" xmlns:cx2="http://schemas.microsoft.com/office/drawing/2015/10/21/chartex" xmlns:cx3="http://schemas.microsoft.com/office/drawing/2016/5/9/chartex" xmlns:cx4="http://schemas.microsoft.com/office/drawing/2016/5/10/chartex" xmlns:cx5="http://schemas.microsoft.com/office/drawing/2016/5/11/chartex" xmlns:cx6="http://schemas.microsoft.com/office/drawing/2016/5/12/chartex" xmlns:cx7="http://schemas.microsoft.com/office/drawing/2016/5/13/chartex" xmlns:cx8="http://schemas.microsoft.com/office/drawing/2016/5/14/chartex" xmlns:mc="http://schemas.openxmlformats.org/markup-compatibility/2006" xmlns:aink="http://schemas.microsoft.com/office/drawing/2016/ink" xmlns:am3d="http://schemas.microsoft.com/office/drawing/2017/model3d" xmlns:o="urn:schemas-microsoft-com:office:office" xmlns:oel="http://schemas.microsoft.com/office/2019/extlst" xmlns:r="http://schemas.openxmlformats.org/officeDocument/2006/relationships" xmlns:m="http://schemas.openxmlformats.org/officeDocument/2006/math" xmlns:v="urn:schemas-microsoft-com:vml" xmlns:wp14="http://schemas.microsoft.com/office/word/2010/wordprocessingDrawing" xmlns:wp="http://schemas.openxmlformats.org/drawingml/2006/wordprocessingDrawing" xmlns:w10="urn:schemas-microsoft-com:office:word" xmlns:w="http://schemas.openxmlformats.org/wordprocessingml/2006/main" xmlns:w14="http://schemas.microsoft.com/office/word/2010/wordml" xmlns:w15="http://schemas.microsoft.com/office/word/2012/wordml" xmlns:w16cex="http://schemas.microsoft.com/office/word/2018/wordml/cex" xmlns:w16cid="http://schemas.microsoft.com/office/word/2016/wordml/cid" xmlns:w16="http://schemas.microsoft.com/office/word/2018/wordml" xmlns:w16du="http://schemas.microsoft.com/office/word/2023/wordml/word16du" xmlns:w16sdtdh="http://schemas.microsoft.com/office/word/2020/wordml/sdtdatahash" xmlns:w16sdtfl="http://schemas.microsoft.com/office/word/2024/wordml/sdtformatlock" xmlns:w16se="http://schemas.microsoft.com/office/word/2015/wordml/symex" xmlns:wpg="http://schemas.microsoft.com/office/word/2010/wordprocessingGroup" xmlns:wpi="http://schemas.microsoft.com/office/word/2010/wordprocessingInk" xmlns:wne="http://schemas.microsoft.com/office/word/2006/wordml" xmlns:wps="http://schemas.microsoft.com/office/word/2010/wordprocessingShape" mc:Ignorable="w14 w15 w16se w16cid w16 w16cex w16sdtdh w16sdtfl w16du wp14">
   <w:body>
     <w:p>
+      <w:pPr>
+        <w:ind w:firstLine="720"/>
+      </w:pPr>
       <w:r>
         <w:rPr>
           <w:b/>
@@ -18940,33 +18943,8 @@
             <w:rFonts w:ascii="Cambria Math" w:eastAsiaTheme="minorEastAsia" w:hAnsi="Cambria Math"/>
             <w:highlight w:val="yellow"/>
           </w:rPr>
-          <m:t>w</m:t>
+          <m:t>w'</m:t>
         </m:r>
-        <m:d>
-          <m:dPr>
-            <m:ctrlPr>
-              <w:rPr>
-                <w:rFonts w:ascii="Cambria Math" w:eastAsiaTheme="minorEastAsia" w:hAnsi="Cambria Math"/>
-                <w:b/>
-                <w:bCs/>
-                <w:i/>
-                <w:highlight w:val="yellow"/>
-              </w:rPr>
-            </m:ctrlPr>
-          </m:dPr>
-          <m:e>
-            <m:r>
-              <m:rPr>
-                <m:sty m:val="bi"/>
-              </m:rPr>
-              <w:rPr>
-                <w:rFonts w:ascii="Cambria Math" w:eastAsiaTheme="minorEastAsia" w:hAnsi="Cambria Math"/>
-                <w:highlight w:val="yellow"/>
-              </w:rPr>
-              <m:t>n+1</m:t>
-            </m:r>
-          </m:e>
-        </m:d>
         <m:r>
           <m:rPr>
             <m:sty m:val="bi"/>
@@ -18975,33 +18953,17 @@
             <w:rFonts w:ascii="Cambria Math" w:eastAsiaTheme="minorEastAsia" w:hAnsi="Cambria Math"/>
             <w:highlight w:val="yellow"/>
           </w:rPr>
-          <m:t>=w</m:t>
+          <m:t>=</m:t>
         </m:r>
-        <m:d>
-          <m:dPr>
-            <m:ctrlPr>
-              <w:rPr>
-                <w:rFonts w:ascii="Cambria Math" w:eastAsiaTheme="minorEastAsia" w:hAnsi="Cambria Math"/>
-                <w:b/>
-                <w:bCs/>
-                <w:i/>
-                <w:highlight w:val="yellow"/>
-              </w:rPr>
-            </m:ctrlPr>
-          </m:dPr>
-          <m:e>
-            <m:r>
-              <m:rPr>
-                <m:sty m:val="bi"/>
-              </m:rPr>
-              <w:rPr>
-                <w:rFonts w:ascii="Cambria Math" w:eastAsiaTheme="minorEastAsia" w:hAnsi="Cambria Math"/>
-                <w:highlight w:val="yellow"/>
-              </w:rPr>
-              <m:t>n</m:t>
-            </m:r>
-          </m:e>
-        </m:d>
+        <m:r>
+          <m:rPr>
+            <m:sty m:val="bi"/>
+          </m:rPr>
+          <w:rPr>
+            <w:rFonts w:ascii="Cambria Math" w:eastAsiaTheme="minorEastAsia" w:hAnsi="Cambria Math"/>
+          </w:rPr>
+          <m:t>w</m:t>
+        </m:r>
         <m:r>
           <m:rPr>
             <m:sty m:val="bi"/>
@@ -19035,68 +18997,8 @@
                 <w:rFonts w:ascii="Cambria Math" w:eastAsiaTheme="minorEastAsia" w:hAnsi="Cambria Math"/>
                 <w:highlight w:val="yellow"/>
               </w:rPr>
-              <m:t>d</m:t>
+              <m:t>d-y</m:t>
             </m:r>
-            <m:d>
-              <m:dPr>
-                <m:ctrlPr>
-                  <w:rPr>
-                    <w:rFonts w:ascii="Cambria Math" w:eastAsiaTheme="minorEastAsia" w:hAnsi="Cambria Math"/>
-                    <w:b/>
-                    <w:bCs/>
-                    <w:i/>
-                    <w:highlight w:val="yellow"/>
-                  </w:rPr>
-                </m:ctrlPr>
-              </m:dPr>
-              <m:e>
-                <m:r>
-                  <m:rPr>
-                    <m:sty m:val="bi"/>
-                  </m:rPr>
-                  <w:rPr>
-                    <w:rFonts w:ascii="Cambria Math" w:eastAsiaTheme="minorEastAsia" w:hAnsi="Cambria Math"/>
-                    <w:highlight w:val="yellow"/>
-                  </w:rPr>
-                  <m:t>n</m:t>
-                </m:r>
-              </m:e>
-            </m:d>
-            <m:r>
-              <m:rPr>
-                <m:sty m:val="bi"/>
-              </m:rPr>
-              <w:rPr>
-                <w:rFonts w:ascii="Cambria Math" w:eastAsiaTheme="minorEastAsia" w:hAnsi="Cambria Math"/>
-                <w:highlight w:val="yellow"/>
-              </w:rPr>
-              <m:t>-y</m:t>
-            </m:r>
-            <m:d>
-              <m:dPr>
-                <m:ctrlPr>
-                  <w:rPr>
-                    <w:rFonts w:ascii="Cambria Math" w:eastAsiaTheme="minorEastAsia" w:hAnsi="Cambria Math"/>
-                    <w:b/>
-                    <w:bCs/>
-                    <w:i/>
-                    <w:highlight w:val="yellow"/>
-                  </w:rPr>
-                </m:ctrlPr>
-              </m:dPr>
-              <m:e>
-                <m:r>
-                  <m:rPr>
-                    <m:sty m:val="bi"/>
-                  </m:rPr>
-                  <w:rPr>
-                    <w:rFonts w:ascii="Cambria Math" w:eastAsiaTheme="minorEastAsia" w:hAnsi="Cambria Math"/>
-                    <w:highlight w:val="yellow"/>
-                  </w:rPr>
-                  <m:t>n</m:t>
-                </m:r>
-              </m:e>
-            </m:d>
           </m:e>
         </m:d>
         <m:r>
@@ -19107,7 +19009,410 @@
             <w:rFonts w:ascii="Cambria Math" w:eastAsiaTheme="minorEastAsia" w:hAnsi="Cambria Math"/>
             <w:highlight w:val="yellow"/>
           </w:rPr>
-          <m:t>x(n)</m:t>
+          <m:t>x</m:t>
+        </m:r>
+      </m:oMath>
+      <w:r>
+        <w:rPr>
+          <w:rFonts w:eastAsiaTheme="minorEastAsia"/>
+        </w:rPr>
+        <w:t>;</w:t>
+      </w:r>
+      <w:r>
+        <w:rPr>
+          <w:rFonts w:eastAsiaTheme="minorEastAsia"/>
+        </w:rPr>
+        <w:t xml:space="preserve"> </w:t>
+      </w:r>
+      <m:oMath>
+        <m:r>
+          <m:rPr>
+            <m:sty m:val="bi"/>
+          </m:rPr>
+          <w:rPr>
+            <w:rFonts w:ascii="Cambria Math" w:eastAsiaTheme="minorEastAsia" w:hAnsi="Cambria Math"/>
+            <w:highlight w:val="yellow"/>
+          </w:rPr>
+          <m:t>b'</m:t>
+        </m:r>
+        <m:r>
+          <m:rPr>
+            <m:sty m:val="bi"/>
+          </m:rPr>
+          <w:rPr>
+            <w:rFonts w:ascii="Cambria Math" w:eastAsiaTheme="minorEastAsia" w:hAnsi="Cambria Math"/>
+            <w:highlight w:val="yellow"/>
+          </w:rPr>
+          <m:t>=b+η</m:t>
+        </m:r>
+        <m:d>
+          <m:dPr>
+            <m:begChr m:val="["/>
+            <m:endChr m:val="]"/>
+            <m:ctrlPr>
+              <w:rPr>
+                <w:rFonts w:ascii="Cambria Math" w:eastAsiaTheme="minorEastAsia" w:hAnsi="Cambria Math"/>
+                <w:b/>
+                <w:bCs/>
+                <w:i/>
+                <w:highlight w:val="yellow"/>
+              </w:rPr>
+            </m:ctrlPr>
+          </m:dPr>
+          <m:e>
+            <m:r>
+              <m:rPr>
+                <m:sty m:val="bi"/>
+              </m:rPr>
+              <w:rPr>
+                <w:rFonts w:ascii="Cambria Math" w:eastAsiaTheme="minorEastAsia" w:hAnsi="Cambria Math"/>
+                <w:highlight w:val="yellow"/>
+              </w:rPr>
+              <m:t>d-y</m:t>
+            </m:r>
+          </m:e>
+        </m:d>
+        <m:r>
+          <m:rPr>
+            <m:sty m:val="bi"/>
+          </m:rPr>
+          <w:rPr>
+            <w:rFonts w:ascii="Cambria Math" w:eastAsiaTheme="minorEastAsia" w:hAnsi="Cambria Math"/>
+            <w:highlight w:val="yellow"/>
+          </w:rPr>
+          <m:t>1</m:t>
+        </m:r>
+      </m:oMath>
+      <w:r>
+        <w:rPr>
+          <w:rFonts w:eastAsiaTheme="minorEastAsia"/>
+        </w:rPr>
+        <w:t>;</w:t>
+      </w:r>
+      <w:r>
+        <w:rPr>
+          <w:rFonts w:eastAsiaTheme="minorEastAsia"/>
+        </w:rPr>
+        <w:t xml:space="preserve"> </w:t>
+      </w:r>
+      <w:r>
+        <w:rPr>
+          <w:rFonts w:eastAsiaTheme="minorEastAsia"/>
+          <w:b/>
+          <w:bCs/>
+        </w:rPr>
+        <w:t>Weight increment</w:t>
+      </w:r>
+      <w:r>
+        <w:rPr>
+          <w:rFonts w:eastAsiaTheme="minorEastAsia"/>
+        </w:rPr>
+        <w:t xml:space="preserve">: </w:t>
+      </w:r>
+      <m:oMath>
+        <m:r>
+          <m:rPr>
+            <m:sty m:val="p"/>
+          </m:rPr>
+          <w:rPr>
+            <w:rFonts w:ascii="Cambria Math" w:eastAsiaTheme="minorEastAsia" w:hAnsi="Cambria Math"/>
+          </w:rPr>
+          <m:t>Δ</m:t>
+        </m:r>
+        <m:sSub>
+          <m:sSubPr>
+            <m:ctrlPr>
+              <w:rPr>
+                <w:rFonts w:ascii="Cambria Math" w:eastAsiaTheme="minorEastAsia" w:hAnsi="Cambria Math"/>
+                <w:i/>
+              </w:rPr>
+            </m:ctrlPr>
+          </m:sSubPr>
+          <m:e>
+            <m:r>
+              <w:rPr>
+                <w:rFonts w:ascii="Cambria Math" w:eastAsiaTheme="minorEastAsia" w:hAnsi="Cambria Math"/>
+              </w:rPr>
+              <m:t>w</m:t>
+            </m:r>
+          </m:e>
+          <m:sub>
+            <m:r>
+              <w:rPr>
+                <w:rFonts w:ascii="Cambria Math" w:eastAsiaTheme="minorEastAsia" w:hAnsi="Cambria Math"/>
+              </w:rPr>
+              <m:t>j</m:t>
+            </m:r>
+          </m:sub>
+        </m:sSub>
+        <m:r>
+          <w:rPr>
+            <w:rFonts w:ascii="Cambria Math" w:eastAsiaTheme="minorEastAsia" w:hAnsi="Cambria Math"/>
+          </w:rPr>
+          <m:t>=</m:t>
+        </m:r>
+        <m:r>
+          <w:rPr>
+            <w:rFonts w:ascii="Cambria Math" w:eastAsiaTheme="minorEastAsia" w:hAnsi="Cambria Math"/>
+          </w:rPr>
+          <m:t>η</m:t>
+        </m:r>
+        <m:d>
+          <m:dPr>
+            <m:ctrlPr>
+              <w:rPr>
+                <w:rFonts w:ascii="Cambria Math" w:eastAsiaTheme="minorEastAsia" w:hAnsi="Cambria Math"/>
+                <w:i/>
+              </w:rPr>
+            </m:ctrlPr>
+          </m:dPr>
+          <m:e>
+            <m:r>
+              <w:rPr>
+                <w:rFonts w:ascii="Cambria Math" w:eastAsiaTheme="minorEastAsia" w:hAnsi="Cambria Math"/>
+              </w:rPr>
+              <m:t>d-y</m:t>
+            </m:r>
+          </m:e>
+        </m:d>
+        <m:sSub>
+          <m:sSubPr>
+            <m:ctrlPr>
+              <w:rPr>
+                <w:rFonts w:ascii="Cambria Math" w:eastAsiaTheme="minorEastAsia" w:hAnsi="Cambria Math"/>
+                <w:i/>
+              </w:rPr>
+            </m:ctrlPr>
+          </m:sSubPr>
+          <m:e>
+            <m:r>
+              <w:rPr>
+                <w:rFonts w:ascii="Cambria Math" w:eastAsiaTheme="minorEastAsia" w:hAnsi="Cambria Math"/>
+              </w:rPr>
+              <m:t>x</m:t>
+            </m:r>
+          </m:e>
+          <m:sub>
+            <m:r>
+              <w:rPr>
+                <w:rFonts w:ascii="Cambria Math" w:eastAsiaTheme="minorEastAsia" w:hAnsi="Cambria Math"/>
+              </w:rPr>
+              <m:t>j</m:t>
+            </m:r>
+          </m:sub>
+        </m:sSub>
+      </m:oMath>
+      <w:r>
+        <w:rPr>
+          <w:rFonts w:eastAsiaTheme="minorEastAsia"/>
+        </w:rPr>
+        <w:t>;</w:t>
+      </w:r>
+      <w:r>
+        <w:rPr>
+          <w:rFonts w:eastAsiaTheme="minorEastAsia"/>
+        </w:rPr>
+        <w:t xml:space="preserve"> </w:t>
+      </w:r>
+      <m:oMath>
+        <m:sSubSup>
+          <m:sSubSupPr>
+            <m:ctrlPr>
+              <w:rPr>
+                <w:rFonts w:ascii="Cambria Math" w:eastAsiaTheme="minorEastAsia" w:hAnsi="Cambria Math"/>
+                <w:i/>
+              </w:rPr>
+            </m:ctrlPr>
+          </m:sSubSupPr>
+          <m:e>
+            <m:r>
+              <w:rPr>
+                <w:rFonts w:ascii="Cambria Math" w:eastAsiaTheme="minorEastAsia" w:hAnsi="Cambria Math"/>
+              </w:rPr>
+              <m:t>w</m:t>
+            </m:r>
+          </m:e>
+          <m:sub>
+            <m:r>
+              <w:rPr>
+                <w:rFonts w:ascii="Cambria Math" w:eastAsiaTheme="minorEastAsia" w:hAnsi="Cambria Math"/>
+              </w:rPr>
+              <m:t>j</m:t>
+            </m:r>
+          </m:sub>
+          <m:sup>
+            <m:r>
+              <w:rPr>
+                <w:rFonts w:ascii="Cambria Math" w:eastAsiaTheme="minorEastAsia" w:hAnsi="Cambria Math"/>
+              </w:rPr>
+              <m:t>'</m:t>
+            </m:r>
+          </m:sup>
+        </m:sSubSup>
+        <m:r>
+          <w:rPr>
+            <w:rFonts w:ascii="Cambria Math" w:eastAsiaTheme="minorEastAsia" w:hAnsi="Cambria Math"/>
+          </w:rPr>
+          <m:t>=</m:t>
+        </m:r>
+        <m:sSub>
+          <m:sSubPr>
+            <m:ctrlPr>
+              <w:rPr>
+                <w:rFonts w:ascii="Cambria Math" w:eastAsiaTheme="minorEastAsia" w:hAnsi="Cambria Math"/>
+                <w:i/>
+              </w:rPr>
+            </m:ctrlPr>
+          </m:sSubPr>
+          <m:e>
+            <m:r>
+              <w:rPr>
+                <w:rFonts w:ascii="Cambria Math" w:eastAsiaTheme="minorEastAsia" w:hAnsi="Cambria Math"/>
+              </w:rPr>
+              <m:t>w</m:t>
+            </m:r>
+          </m:e>
+          <m:sub>
+            <m:r>
+              <w:rPr>
+                <w:rFonts w:ascii="Cambria Math" w:eastAsiaTheme="minorEastAsia" w:hAnsi="Cambria Math"/>
+              </w:rPr>
+              <m:t>j</m:t>
+            </m:r>
+          </m:sub>
+        </m:sSub>
+        <m:r>
+          <w:rPr>
+            <w:rFonts w:ascii="Cambria Math" w:eastAsiaTheme="minorEastAsia" w:hAnsi="Cambria Math"/>
+          </w:rPr>
+          <m:t>+</m:t>
+        </m:r>
+        <m:r>
+          <m:rPr>
+            <m:sty m:val="p"/>
+          </m:rPr>
+          <w:rPr>
+            <w:rFonts w:ascii="Cambria Math" w:eastAsiaTheme="minorEastAsia" w:hAnsi="Cambria Math"/>
+          </w:rPr>
+          <m:t>Δ</m:t>
+        </m:r>
+        <m:sSub>
+          <m:sSubPr>
+            <m:ctrlPr>
+              <w:rPr>
+                <w:rFonts w:ascii="Cambria Math" w:eastAsiaTheme="minorEastAsia" w:hAnsi="Cambria Math"/>
+                <w:i/>
+              </w:rPr>
+            </m:ctrlPr>
+          </m:sSubPr>
+          <m:e>
+            <m:r>
+              <w:rPr>
+                <w:rFonts w:ascii="Cambria Math" w:eastAsiaTheme="minorEastAsia" w:hAnsi="Cambria Math"/>
+              </w:rPr>
+              <m:t>w</m:t>
+            </m:r>
+          </m:e>
+          <m:sub>
+            <m:r>
+              <w:rPr>
+                <w:rFonts w:ascii="Cambria Math" w:eastAsiaTheme="minorEastAsia" w:hAnsi="Cambria Math"/>
+              </w:rPr>
+              <m:t>j</m:t>
+            </m:r>
+          </m:sub>
+        </m:sSub>
+      </m:oMath>
+      <w:r>
+        <w:rPr>
+          <w:rFonts w:eastAsiaTheme="minorEastAsia"/>
+        </w:rPr>
+        <w:t>;</w:t>
+      </w:r>
+      <w:r>
+        <w:rPr>
+          <w:rFonts w:eastAsiaTheme="minorEastAsia"/>
+        </w:rPr>
+        <w:t xml:space="preserve"> </w:t>
+      </w:r>
+      <w:r>
+        <w:rPr>
+          <w:rFonts w:eastAsiaTheme="minorEastAsia"/>
+          <w:b/>
+          <w:bCs/>
+        </w:rPr>
+        <w:t>Error value</w:t>
+      </w:r>
+      <w:r>
+        <w:rPr>
+          <w:rFonts w:eastAsiaTheme="minorEastAsia"/>
+        </w:rPr>
+        <w:t xml:space="preserve">: </w:t>
+      </w:r>
+      <m:oMath>
+        <m:r>
+          <w:rPr>
+            <w:rFonts w:ascii="Cambria Math" w:eastAsiaTheme="minorEastAsia" w:hAnsi="Cambria Math"/>
+          </w:rPr>
+          <m:t>d</m:t>
+        </m:r>
+        <m:d>
+          <m:dPr>
+            <m:ctrlPr>
+              <w:rPr>
+                <w:rFonts w:ascii="Cambria Math" w:eastAsiaTheme="minorEastAsia" w:hAnsi="Cambria Math"/>
+                <w:i/>
+              </w:rPr>
+            </m:ctrlPr>
+          </m:dPr>
+          <m:e>
+            <m:r>
+              <w:rPr>
+                <w:rFonts w:ascii="Cambria Math" w:eastAsiaTheme="minorEastAsia" w:hAnsi="Cambria Math"/>
+              </w:rPr>
+              <m:t>n</m:t>
+            </m:r>
+          </m:e>
+        </m:d>
+        <m:r>
+          <w:rPr>
+            <w:rFonts w:ascii="Cambria Math" w:eastAsiaTheme="minorEastAsia" w:hAnsi="Cambria Math"/>
+          </w:rPr>
+          <m:t>-y(n)</m:t>
+        </m:r>
+      </m:oMath>
+      <w:r>
+        <w:rPr>
+          <w:rFonts w:eastAsiaTheme="minorEastAsia"/>
+        </w:rPr>
+        <w:t>;</w:t>
+      </w:r>
+      <w:r>
+        <w:rPr>
+          <w:rFonts w:eastAsiaTheme="minorEastAsia"/>
+        </w:rPr>
+        <w:t xml:space="preserve"> </w:t>
+      </w:r>
+      <w:r>
+        <w:rPr>
+          <w:rFonts w:eastAsiaTheme="minorEastAsia"/>
+          <w:b/>
+          <w:bCs/>
+        </w:rPr>
+        <w:t>Error factor</w:t>
+      </w:r>
+      <w:r>
+        <w:rPr>
+          <w:rFonts w:eastAsiaTheme="minorEastAsia"/>
+        </w:rPr>
+        <w:t xml:space="preserve">: </w:t>
+      </w:r>
+      <m:oMath>
+        <m:r>
+          <w:rPr>
+            <w:rFonts w:ascii="Cambria Math" w:eastAsiaTheme="minorEastAsia" w:hAnsi="Cambria Math"/>
+          </w:rPr>
+          <m:t>η(d-y)</m:t>
         </m:r>
       </m:oMath>
       <w:r>
@@ -19295,71 +19600,7 @@
         <w:rPr>
           <w:rFonts w:eastAsiaTheme="minorEastAsia"/>
         </w:rPr>
-        <w:t>;</w:t>
-      </w:r>
-      <w:r>
-        <w:rPr>
-          <w:rFonts w:eastAsiaTheme="minorEastAsia"/>
-        </w:rPr>
-        <w:t xml:space="preserve"> </w:t>
-      </w:r>
-      <w:r>
-        <w:rPr>
-          <w:rFonts w:eastAsiaTheme="minorEastAsia"/>
-          <w:b/>
-          <w:bCs/>
-        </w:rPr>
-        <w:t>Error value</w:t>
-      </w:r>
-      <w:r>
-        <w:rPr>
-          <w:rFonts w:eastAsiaTheme="minorEastAsia"/>
-        </w:rPr>
-        <w:t xml:space="preserve">: </w:t>
-      </w:r>
-      <m:oMath>
-        <m:r>
-          <w:rPr>
-            <w:rFonts w:ascii="Cambria Math" w:eastAsiaTheme="minorEastAsia" w:hAnsi="Cambria Math"/>
-          </w:rPr>
-          <m:t>d</m:t>
-        </m:r>
-        <m:d>
-          <m:dPr>
-            <m:ctrlPr>
-              <w:rPr>
-                <w:rFonts w:ascii="Cambria Math" w:eastAsiaTheme="minorEastAsia" w:hAnsi="Cambria Math"/>
-                <w:i/>
-              </w:rPr>
-            </m:ctrlPr>
-          </m:dPr>
-          <m:e>
-            <m:r>
-              <w:rPr>
-                <w:rFonts w:ascii="Cambria Math" w:eastAsiaTheme="minorEastAsia" w:hAnsi="Cambria Math"/>
-              </w:rPr>
-              <m:t>n</m:t>
-            </m:r>
-          </m:e>
-        </m:d>
-        <m:r>
-          <w:rPr>
-            <w:rFonts w:ascii="Cambria Math" w:eastAsiaTheme="minorEastAsia" w:hAnsi="Cambria Math"/>
-          </w:rPr>
-          <m:t>-y(n)</m:t>
-        </m:r>
-      </m:oMath>
-      <w:r>
-        <w:rPr>
-          <w:rFonts w:eastAsiaTheme="minorEastAsia"/>
-        </w:rPr>
-        <w:t>;</w:t>
-      </w:r>
-      <w:r>
-        <w:rPr>
-          <w:rFonts w:eastAsiaTheme="minorEastAsia"/>
-        </w:rPr>
-        <w:t xml:space="preserve"> </w:t>
+        <w:t xml:space="preserve">; </w:t>
       </w:r>
       <w:r>
         <w:rPr>
@@ -20609,15 +20850,6 @@
         </w:rPr>
         <w:t xml:space="preserve"> </w:t>
       </w:r>
-    </w:p>
-    <w:p>
-      <w:pPr>
-        <w:rPr>
-          <w:rFonts w:eastAsiaTheme="minorEastAsia"/>
-          <w:b/>
-          <w:bCs/>
-        </w:rPr>
-      </w:pPr>
       <w:r>
         <w:rPr>
           <w:rFonts w:eastAsiaTheme="minorEastAsia"/>
